--- a/week 1/Task 02/PF Lab Task 02 CLI.docx
+++ b/week 1/Task 02/PF Lab Task 02 CLI.docx
@@ -12,10 +12,28 @@
         <w:rPr>
           <w:rFonts w:asciiTheme="majorHAnsi" w:hAnsiTheme="majorHAnsi" w:cstheme="majorHAnsi"/>
           <w:noProof/>
-          <w:sz w:val="32"/>
-          <w:szCs w:val="32"/>
-        </w:rPr>
-        <w:t>Open Command Prompt &amp; Go to Home Directory</w:t>
+          <w:sz w:val="36"/>
+          <w:szCs w:val="36"/>
+        </w:rPr>
+        <w:t xml:space="preserve">Open </w:t>
+      </w:r>
+      <w:r>
+        <w:rPr>
+          <w:rFonts w:ascii="Impact" w:hAnsi="Impact" w:cstheme="majorHAnsi"/>
+          <w:noProof/>
+          <w:sz w:val="36"/>
+          <w:szCs w:val="36"/>
+        </w:rPr>
+        <w:t xml:space="preserve">Command </w:t>
+      </w:r>
+      <w:r>
+        <w:rPr>
+          <w:rFonts w:asciiTheme="majorHAnsi" w:hAnsiTheme="majorHAnsi" w:cstheme="majorHAnsi"/>
+          <w:noProof/>
+          <w:sz w:val="36"/>
+          <w:szCs w:val="36"/>
+        </w:rPr>
+        <w:t>Prompt &amp; Go to Home Directory</w:t>
       </w:r>
       <w:r>
         <w:rPr>
@@ -85,10 +103,31 @@
     </w:p>
     <w:p>
       <w:pPr>
+        <w:rPr>
+          <w:noProof/>
+        </w:rPr>
+      </w:pPr>
+      <w:r>
+        <w:rPr>
+          <w:noProof/>
+        </w:rPr>
+        <w:br w:type="page"/>
+      </w:r>
+    </w:p>
+    <w:p>
+      <w:pPr>
+        <w:rPr>
+          <w:noProof/>
+        </w:rPr>
+      </w:pPr>
+    </w:p>
+    <w:p>
+      <w:pPr>
         <w:spacing w:after="0"/>
         <w:rPr>
-          <w:sz w:val="32"/>
-          <w:szCs w:val="32"/>
+          <w:rFonts w:cstheme="minorHAnsi"/>
+          <w:sz w:val="36"/>
+          <w:szCs w:val="36"/>
         </w:rPr>
       </w:pPr>
       <w:r>
@@ -99,9 +138,10 @@
       </w:r>
       <w:r>
         <w:rPr>
-          <w:noProof/>
-          <w:sz w:val="32"/>
-          <w:szCs w:val="32"/>
+          <w:rFonts w:cstheme="minorHAnsi"/>
+          <w:noProof/>
+          <w:sz w:val="36"/>
+          <w:szCs w:val="36"/>
         </w:rPr>
         <w:t>Create Required Folers</w:t>
       </w:r>
@@ -174,23 +214,34 @@
         <w:spacing w:after="0"/>
         <w:rPr>
           <w:noProof/>
-          <w:sz w:val="32"/>
-          <w:szCs w:val="32"/>
-        </w:rPr>
-      </w:pPr>
-      <w:r>
-        <w:rPr>
-          <w:noProof/>
-        </w:rPr>
-        <w:t xml:space="preserve">              </w:t>
-      </w:r>
-      <w:r>
-        <w:rPr>
-          <w:noProof/>
-          <w:sz w:val="32"/>
-          <w:szCs w:val="32"/>
-        </w:rPr>
-        <w:t>Move leave.txt to Archive &amp; Rename</w:t>
+          <w:sz w:val="36"/>
+          <w:szCs w:val="36"/>
+        </w:rPr>
+      </w:pPr>
+      <w:r>
+        <w:rPr>
+          <w:noProof/>
+          <w:sz w:val="36"/>
+          <w:szCs w:val="36"/>
+        </w:rPr>
+        <w:t xml:space="preserve">              Move </w:t>
+      </w:r>
+      <w:r>
+        <w:rPr>
+          <w:rFonts w:ascii="Impact" w:hAnsi="Impact"/>
+          <w:noProof/>
+          <w:sz w:val="36"/>
+          <w:szCs w:val="36"/>
+        </w:rPr>
+        <w:t>leave.txt</w:t>
+      </w:r>
+      <w:r>
+        <w:rPr>
+          <w:noProof/>
+          <w:sz w:val="36"/>
+          <w:szCs w:val="36"/>
+        </w:rPr>
+        <w:t xml:space="preserve"> to Archive &amp; Rename</w:t>
       </w:r>
     </w:p>
     <w:p>
@@ -260,18 +311,25 @@
       </w:pPr>
       <w:r>
         <w:rPr>
-          <w:sz w:val="32"/>
-          <w:szCs w:val="32"/>
-        </w:rPr>
-        <w:lastRenderedPageBreak/>
+          <w:sz w:val="36"/>
+          <w:szCs w:val="36"/>
+        </w:rPr>
         <w:t xml:space="preserve">Move </w:t>
       </w:r>
       <w:r>
         <w:rPr>
-          <w:sz w:val="32"/>
-          <w:szCs w:val="32"/>
-        </w:rPr>
-        <w:t>leave_old.txt to Forms Folder</w:t>
+          <w:rFonts w:ascii="Impact" w:hAnsi="Impact"/>
+          <w:sz w:val="36"/>
+          <w:szCs w:val="36"/>
+        </w:rPr>
+        <w:t>leave_old.txt</w:t>
+      </w:r>
+      <w:r>
+        <w:rPr>
+          <w:sz w:val="36"/>
+          <w:szCs w:val="36"/>
+        </w:rPr>
+        <w:t xml:space="preserve"> to Forms Folder</w:t>
       </w:r>
       <w:r>
         <w:rPr>
@@ -337,10 +395,27 @@
       <w:r>
         <w:rPr>
           <w:noProof/>
-          <w:sz w:val="32"/>
-          <w:szCs w:val="32"/>
-        </w:rPr>
-        <w:t>Copy Customer File to Archive</w:t>
+          <w:sz w:val="36"/>
+          <w:szCs w:val="36"/>
+        </w:rPr>
+        <w:t xml:space="preserve">Copy </w:t>
+      </w:r>
+      <w:r>
+        <w:rPr>
+          <w:rFonts w:ascii="Impact" w:hAnsi="Impact"/>
+          <w:noProof/>
+          <w:sz w:val="36"/>
+          <w:szCs w:val="36"/>
+        </w:rPr>
+        <w:t>Customer</w:t>
+      </w:r>
+      <w:r>
+        <w:rPr>
+          <w:noProof/>
+          <w:sz w:val="36"/>
+          <w:szCs w:val="36"/>
+        </w:rPr>
+        <w:t xml:space="preserve"> File to Archive</w:t>
       </w:r>
       <w:r>
         <w:rPr>
@@ -395,17 +470,34 @@
         <w:spacing w:after="0"/>
         <w:rPr>
           <w:noProof/>
-          <w:sz w:val="32"/>
-          <w:szCs w:val="32"/>
-        </w:rPr>
-      </w:pPr>
-      <w:r>
-        <w:rPr>
-          <w:noProof/>
-          <w:sz w:val="32"/>
-          <w:szCs w:val="32"/>
-        </w:rPr>
-        <w:t>Move cust1,cust2,cust3 to Customer Folder</w:t>
+          <w:sz w:val="36"/>
+          <w:szCs w:val="36"/>
+        </w:rPr>
+      </w:pPr>
+      <w:r>
+        <w:rPr>
+          <w:noProof/>
+          <w:sz w:val="36"/>
+          <w:szCs w:val="36"/>
+        </w:rPr>
+        <w:t xml:space="preserve">Move </w:t>
+      </w:r>
+      <w:r>
+        <w:rPr>
+          <w:rFonts w:ascii="Impact" w:hAnsi="Impact"/>
+          <w:noProof/>
+          <w:sz w:val="36"/>
+          <w:szCs w:val="36"/>
+        </w:rPr>
+        <w:t>cust1,cust2,cust3</w:t>
+      </w:r>
+      <w:r>
+        <w:rPr>
+          <w:noProof/>
+          <w:sz w:val="36"/>
+          <w:szCs w:val="36"/>
+        </w:rPr>
+        <w:t xml:space="preserve"> to Customer Folder</w:t>
       </w:r>
     </w:p>
     <w:p>
@@ -476,6 +568,31 @@
       <w:r>
         <w:rPr>
           <w:noProof/>
+          <w:sz w:val="32"/>
+          <w:szCs w:val="32"/>
+        </w:rPr>
+        <w:t xml:space="preserve"> using </w:t>
+      </w:r>
+      <w:r>
+        <w:rPr>
+          <w:rFonts w:ascii="Arial Black" w:hAnsi="Arial Black"/>
+          <w:noProof/>
+          <w:sz w:val="36"/>
+          <w:szCs w:val="36"/>
+        </w:rPr>
+        <w:t>dir</w:t>
+      </w:r>
+      <w:r>
+        <w:rPr>
+          <w:noProof/>
+          <w:sz w:val="32"/>
+          <w:szCs w:val="32"/>
+        </w:rPr>
+        <w:t xml:space="preserve"> command </w:t>
+      </w:r>
+      <w:r>
+        <w:rPr>
+          <w:noProof/>
         </w:rPr>
         <w:drawing>
           <wp:inline distT="0" distB="0" distL="0" distR="0" wp14:anchorId="7A438866" wp14:editId="2D46886B">
@@ -621,54 +738,57 @@
   <w:p>
     <w:pPr>
       <w:pStyle w:val="Header"/>
-      <w:jc w:val="center"/>
       <w:rPr>
         <w:rFonts w:ascii="Arial Black" w:hAnsi="Arial Black"/>
-        <w:b/>
-        <w:bCs/>
-        <w:sz w:val="32"/>
-        <w:szCs w:val="32"/>
+        <w:sz w:val="56"/>
+        <w:szCs w:val="56"/>
       </w:rPr>
     </w:pPr>
     <w:r>
       <w:rPr>
         <w:rFonts w:ascii="Arial Black" w:hAnsi="Arial Black"/>
-        <w:b/>
-        <w:bCs/>
-        <w:sz w:val="32"/>
-        <w:szCs w:val="32"/>
+        <w:sz w:val="56"/>
+        <w:szCs w:val="56"/>
       </w:rPr>
-      <w:t>Programming Fundamentals – Lab Task 02(CLI</w:t>
-    </w:r>
-    <w:r>
-      <w:rPr>
-        <w:rFonts w:ascii="Arial Black" w:hAnsi="Arial Black"/>
-        <w:b/>
-        <w:bCs/>
-        <w:sz w:val="32"/>
-        <w:szCs w:val="32"/>
-      </w:rPr>
-      <w:t>)</w:t>
+      <w:t xml:space="preserve">Programming Fundamental </w:t>
     </w:r>
   </w:p>
   <w:p>
     <w:pPr>
       <w:pStyle w:val="Header"/>
-      <w:jc w:val="center"/>
       <w:rPr>
         <w:rFonts w:ascii="Arial Black" w:hAnsi="Arial Black"/>
-        <w:b/>
-        <w:bCs/>
-        <w:sz w:val="32"/>
-        <w:szCs w:val="32"/>
+        <w:sz w:val="56"/>
+        <w:szCs w:val="56"/>
       </w:rPr>
     </w:pPr>
   </w:p>
   <w:p>
     <w:pPr>
       <w:pStyle w:val="Header"/>
-      <w:ind w:left="360"/>
-      <w:jc w:val="both"/>
+      <w:rPr>
+        <w:rFonts w:ascii="Impact" w:hAnsi="Impact"/>
+        <w:sz w:val="44"/>
+        <w:szCs w:val="44"/>
+      </w:rPr>
+    </w:pPr>
+    <w:r>
+      <w:rPr>
+        <w:rFonts w:ascii="Impact" w:hAnsi="Impact"/>
+        <w:sz w:val="44"/>
+        <w:szCs w:val="44"/>
+      </w:rPr>
+      <w:t>Lab Task 02 (CLI)</w:t>
+    </w:r>
+  </w:p>
+  <w:p>
+    <w:pPr>
+      <w:pStyle w:val="Header"/>
+      <w:rPr>
+        <w:rFonts w:ascii="Impact" w:hAnsi="Impact"/>
+        <w:sz w:val="44"/>
+        <w:szCs w:val="44"/>
+      </w:rPr>
     </w:pPr>
   </w:p>
 </w:hdr>
